--- a/zht/docx/046.content.docx
+++ b/zht/docx/046.content.docx
@@ -218,18 +218,13 @@
         </w:rPr>
         <w:t>是猶太人每年慶祝一次的節日。 它在聖經中只被提到一次，是在約翰福音裏。 在那裏，我們只聽到耶穌在這個節日期間來到</w:t>
       </w:r>
-      <w:hyperlink r:id="rId13">
-        <w:r>
-          <w:rPr>
-            <w:lang w:val="zh_TW" w:bidi="zh_TW"/>
-          </w:rPr>
-          <w:rPr>
-            <w:color w:val="0000EE"/>
-            <w:u w:val="single"/>
-          </w:rPr>
-          <w:t>耶路撒冷</w:t>
-        </w:r>
-      </w:hyperlink>
+      <w:r>
+        <w:rPr>
+          <w:b/>
+          <w:lang w:val="zh_TW" w:bidi="zh_TW"/>
+        </w:rPr>
+        <w:t>耶路撒冷</w:t>
+      </w:r>
       <w:r>
         <w:rPr>
           <w:lang w:val="zh_TW" w:bidi="zh_TW"/>
@@ -252,7 +247,6 @@
       </w:r>
       <w:r>
         <w:rPr>
-          <w:b/>
           <w:lang w:val="zh_TW" w:bidi="zh_TW"/>
         </w:rPr>
         <w:t>敬拜</w:t>
@@ -263,54 +257,38 @@
         </w:rPr>
         <w:t>他們自己的</w:t>
       </w:r>
-      <w:hyperlink r:id="rId14">
-        <w:r>
-          <w:rPr>
-            <w:lang w:val="zh_TW" w:bidi="zh_TW"/>
-          </w:rPr>
-          <w:rPr>
-            <w:color w:val="0000EE"/>
-            <w:u w:val="single"/>
-          </w:rPr>
-          <w:t>神</w:t>
-        </w:r>
-      </w:hyperlink>
+      <w:r>
+        <w:rPr>
+          <w:b/>
+          <w:lang w:val="zh_TW" w:bidi="zh_TW"/>
+        </w:rPr>
+        <w:t>神</w:t>
+      </w:r>
       <w:r>
         <w:rPr>
           <w:lang w:val="zh_TW" w:bidi="zh_TW"/>
         </w:rPr>
         <w:t>，他們必須敬拜希臘的</w:t>
       </w:r>
-      <w:hyperlink r:id="rId15">
-        <w:r>
-          <w:rPr>
-            <w:lang w:val="zh_TW" w:bidi="zh_TW"/>
-          </w:rPr>
-          <w:rPr>
-            <w:color w:val="0000EE"/>
-            <w:u w:val="single"/>
-          </w:rPr>
-          <w:t>神明</w:t>
-        </w:r>
-      </w:hyperlink>
+      <w:r>
+        <w:rPr>
+          <w:lang w:val="zh_TW" w:bidi="zh_TW"/>
+        </w:rPr>
+        <w:t>神明</w:t>
+      </w:r>
       <w:r>
         <w:rPr>
           <w:lang w:val="zh_TW" w:bidi="zh_TW"/>
         </w:rPr>
         <w:t>。 許多猶太人因此而反叛，並進行了很多戰爭。 希臘王的士兵殺死了許多猶太人，然後他做了另一件可怕的事，他把一個希臘神明的偶像放在耶路撒冷神的</w:t>
       </w:r>
-      <w:hyperlink r:id="rId16">
-        <w:r>
-          <w:rPr>
-            <w:lang w:val="zh_TW" w:bidi="zh_TW"/>
-          </w:rPr>
-          <w:rPr>
-            <w:color w:val="0000EE"/>
-            <w:u w:val="single"/>
-          </w:rPr>
-          <w:t>殿</w:t>
-        </w:r>
-      </w:hyperlink>
+      <w:r>
+        <w:rPr>
+          <w:b/>
+          <w:lang w:val="zh_TW" w:bidi="zh_TW"/>
+        </w:rPr>
+        <w:t>殿</w:t>
+      </w:r>
       <w:r>
         <w:rPr>
           <w:lang w:val="zh_TW" w:bidi="zh_TW"/>
